--- a/source/en/4-choosing-a-model.docx
+++ b/source/en/4-choosing-a-model.docx
@@ -52,6 +52,45 @@
           <w:szCs w:val="24"/>
         </w:rPr>
         <w:t xml:space="preserve">Version 1.3  ·  28 September 2026</w:t>
+      </w:r>
+    </w:p>
+    <w:p>
+      <w:pPr>
+        <w:spacing w:before="240" w:after="120"/>
+        <w:jc w:val="center"/>
+      </w:pPr>
+      <w:r>
+        <w:drawing>
+          <wp:inline distT="0" distB="0" distL="0" distR="0">
+            <wp:extent cx="1142307" cy="2160000"/>
+            <wp:docPr id="901" name="Mascot 1" descr="Mascot"/>
+            <a:graphic xmlns:a="http://schemas.openxmlformats.org/drawingml/2006/main">
+              <a:graphicData uri="http://schemas.openxmlformats.org/drawingml/2006/picture">
+                <pic:pic xmlns:pic="http://schemas.openxmlformats.org/drawingml/2006/picture">
+                  <pic:nvPicPr>
+                    <pic:cNvPr id="901" name="img1.png"/>
+                    <pic:cNvPicPr/>
+                  </pic:nvPicPr>
+                  <pic:blipFill>
+                    <a:blip r:embed="rIdImg1"/>
+                    <a:stretch>
+                      <a:fillRect/>
+                    </a:stretch>
+                  </pic:blipFill>
+                  <pic:spPr>
+                    <a:xfrm>
+                      <a:off x="0" y="0"/>
+                      <a:ext cx="1142307" cy="2160000"/>
+                    </a:xfrm>
+                    <a:prstGeom prst="rect">
+                      <a:avLst/>
+                    </a:prstGeom>
+                  </pic:spPr>
+                </pic:pic>
+              </a:graphicData>
+            </a:graphic>
+          </wp:inline>
+        </w:drawing>
       </w:r>
     </w:p>
     <w:p>

--- a/source/en/4-choosing-a-model.docx
+++ b/source/en/4-choosing-a-model.docx
@@ -51,7 +51,7 @@
           <w:sz w:val="24"/>
           <w:szCs w:val="24"/>
         </w:rPr>
-        <w:t xml:space="preserve">Version 1.3  ·  28 September 2026</w:t>
+        <w:t xml:space="preserve">Version 1.4  ·  29 September 2026</w:t>
       </w:r>
     </w:p>
     <w:p>
@@ -515,7 +515,7 @@
                 <w:sz w:val="22"/>
                 <w:szCs w:val="22"/>
               </w:rPr>
-              <w:t xml:space="preserve">NOTE — Created 5 September 2026 - last updated 28 September 2026</w:t>
+              <w:t xml:space="preserve">NOTE — Created 5 September 2026 - last updated 29 September 2026</w:t>
             </w:r>
           </w:p>
           <w:p>
@@ -601,7 +601,7 @@
           <w:sz w:val="22"/>
           <w:szCs w:val="22"/>
         </w:rPr>
-        <w:t xml:space="preserve">Version numbers are not shown, and they matter. As of this writing the current releases are Haiku 4.5, Sonnet 5, Opus 5.5 and Fable 5.1. Each new version changes what good enough means, so use Sonnet is really shorthand for use whichever Sonnet is current.</w:t>
+        <w:t xml:space="preserve">Version numbers are not shown, and they matter. As of this writing the current releases are Haiku 4.5, Sonnet 5.5, Opus 5.5 and Fable 5.1. Each new version changes what good enough means, so use Sonnet is really shorthand for use whichever Sonnet is current.</w:t>
       </w:r>
     </w:p>
     <w:p>
@@ -992,7 +992,7 @@
                 <w:sz w:val="22"/>
                 <w:szCs w:val="22"/>
               </w:rPr>
-              <w:t xml:space="preserve">Sonnet 5</w:t>
+              <w:t xml:space="preserve">Sonnet 5.5</w:t>
             </w:r>
           </w:p>
         </w:tc>
@@ -2328,7 +2328,7 @@
                 <w:sz w:val="22"/>
                 <w:szCs w:val="22"/>
               </w:rPr>
-              <w:t xml:space="preserve">Sonnet 5</w:t>
+              <w:t xml:space="preserve">Sonnet 5.5</w:t>
             </w:r>
           </w:p>
         </w:tc>
@@ -3965,7 +3965,7 @@
           <w:sz w:val="22"/>
           <w:szCs w:val="22"/>
         </w:rPr>
-        <w:t xml:space="preserve">None of the four models in this guide is permanent. Anthropic retires older versions on a rolling basis and replaces them with new ones, the same way Opus 5.5 replaced Opus 5, and Sonnet 5 replaced Sonnet 4.6 before it. Haiku 4.5, for example, is only guaranteed until 15 October 2026. Once a version is retired it eventually stops being callable at all, even though it may still be named in an older document like this one. Treat every table above as a snapshot, not a fixed reference; it is worth rechecking platform.claude.com/docs/en/models every few months.</w:t>
+        <w:t xml:space="preserve">None of the four models in this guide is permanent. Anthropic retires older versions on a rolling basis and replaces them with new ones, the same way Opus 5.5 replaced Opus 5, and Sonnet 5.5 replaced Sonnet 5. Haiku 4.5, for example, is only guaranteed until 15 October 2026. Once a version is retired it eventually stops being callable at all, even though it may still be named in an older document like this one. Treat every table above as a snapshot, not a fixed reference; it is worth rechecking platform.claude.com/docs/en/models every few months.</w:t>
       </w:r>
     </w:p>
     <w:tbl>
@@ -4503,7 +4503,7 @@
         <w:sz w:val="16"/>
         <w:szCs w:val="16"/>
       </w:rPr>
-      <w:t xml:space="preserve">Hans Tandt  ·  AI Guides  ·  Version 1.3</w:t>
+      <w:t xml:space="preserve">Hans Tandt  ·  AI Guides  ·  Version 1.4</w:t>
     </w:r>
   </w:p>
 </w:hdr>
